--- a/Shelfly_Project_Report.docx
+++ b/Shelfly_Project_Report.docx
@@ -3513,12 +3513,6 @@
         <w:gridCol w:w="7160"/>
       </w:tblGrid>
       <w:tr>
-        <w:tblPrEx>
-          <w:tblCellMar>
-            <w:top w:w="0" w:type="dxa"/>
-            <w:bottom w:w="0" w:type="dxa"/>
-          </w:tblCellMar>
-        </w:tblPrEx>
         <w:tc>
           <w:tcPr>
             <w:tcW w:w="2200" w:type="dxa"/>
@@ -3581,12 +3575,6 @@
         </w:tc>
       </w:tr>
       <w:tr>
-        <w:tblPrEx>
-          <w:tblCellMar>
-            <w:top w:w="0" w:type="dxa"/>
-            <w:bottom w:w="0" w:type="dxa"/>
-          </w:tblCellMar>
-        </w:tblPrEx>
         <w:tc>
           <w:tcPr>
             <w:tcW w:w="2200" w:type="dxa"/>
@@ -3645,12 +3633,6 @@
         </w:tc>
       </w:tr>
       <w:tr>
-        <w:tblPrEx>
-          <w:tblCellMar>
-            <w:top w:w="0" w:type="dxa"/>
-            <w:bottom w:w="0" w:type="dxa"/>
-          </w:tblCellMar>
-        </w:tblPrEx>
         <w:tc>
           <w:tcPr>
             <w:tcW w:w="2200" w:type="dxa"/>
@@ -3709,12 +3691,6 @@
         </w:tc>
       </w:tr>
       <w:tr>
-        <w:tblPrEx>
-          <w:tblCellMar>
-            <w:top w:w="0" w:type="dxa"/>
-            <w:bottom w:w="0" w:type="dxa"/>
-          </w:tblCellMar>
-        </w:tblPrEx>
         <w:tc>
           <w:tcPr>
             <w:tcW w:w="2200" w:type="dxa"/>
@@ -3773,12 +3749,6 @@
         </w:tc>
       </w:tr>
       <w:tr>
-        <w:tblPrEx>
-          <w:tblCellMar>
-            <w:top w:w="0" w:type="dxa"/>
-            <w:bottom w:w="0" w:type="dxa"/>
-          </w:tblCellMar>
-        </w:tblPrEx>
         <w:tc>
           <w:tcPr>
             <w:tcW w:w="2200" w:type="dxa"/>
@@ -3837,12 +3807,6 @@
         </w:tc>
       </w:tr>
       <w:tr>
-        <w:tblPrEx>
-          <w:tblCellMar>
-            <w:top w:w="0" w:type="dxa"/>
-            <w:bottom w:w="0" w:type="dxa"/>
-          </w:tblCellMar>
-        </w:tblPrEx>
         <w:tc>
           <w:tcPr>
             <w:tcW w:w="2200" w:type="dxa"/>
@@ -8757,12 +8721,6 @@
         <w:gridCol w:w="3339"/>
       </w:tblGrid>
       <w:tr>
-        <w:tblPrEx>
-          <w:tblCellMar>
-            <w:top w:w="0" w:type="dxa"/>
-            <w:bottom w:w="0" w:type="dxa"/>
-          </w:tblCellMar>
-        </w:tblPrEx>
         <w:tc>
           <w:tcPr>
             <w:tcW w:w="900" w:type="dxa"/>
@@ -8915,12 +8873,6 @@
         </w:tc>
       </w:tr>
       <w:tr>
-        <w:tblPrEx>
-          <w:tblCellMar>
-            <w:top w:w="0" w:type="dxa"/>
-            <w:bottom w:w="0" w:type="dxa"/>
-          </w:tblCellMar>
-        </w:tblPrEx>
         <w:tc>
           <w:tcPr>
             <w:tcW w:w="900" w:type="dxa"/>
@@ -9053,12 +9005,6 @@
         </w:tc>
       </w:tr>
       <w:tr>
-        <w:tblPrEx>
-          <w:tblCellMar>
-            <w:top w:w="0" w:type="dxa"/>
-            <w:bottom w:w="0" w:type="dxa"/>
-          </w:tblCellMar>
-        </w:tblPrEx>
         <w:tc>
           <w:tcPr>
             <w:tcW w:w="900" w:type="dxa"/>
@@ -9191,12 +9137,6 @@
         </w:tc>
       </w:tr>
       <w:tr>
-        <w:tblPrEx>
-          <w:tblCellMar>
-            <w:top w:w="0" w:type="dxa"/>
-            <w:bottom w:w="0" w:type="dxa"/>
-          </w:tblCellMar>
-        </w:tblPrEx>
         <w:tc>
           <w:tcPr>
             <w:tcW w:w="900" w:type="dxa"/>
@@ -9329,12 +9269,6 @@
         </w:tc>
       </w:tr>
       <w:tr>
-        <w:tblPrEx>
-          <w:tblCellMar>
-            <w:top w:w="0" w:type="dxa"/>
-            <w:bottom w:w="0" w:type="dxa"/>
-          </w:tblCellMar>
-        </w:tblPrEx>
         <w:tc>
           <w:tcPr>
             <w:tcW w:w="900" w:type="dxa"/>
@@ -9512,12 +9446,6 @@
         <w:gridCol w:w="3342"/>
       </w:tblGrid>
       <w:tr>
-        <w:tblPrEx>
-          <w:tblCellMar>
-            <w:top w:w="0" w:type="dxa"/>
-            <w:bottom w:w="0" w:type="dxa"/>
-          </w:tblCellMar>
-        </w:tblPrEx>
         <w:tc>
           <w:tcPr>
             <w:tcW w:w="900" w:type="dxa"/>
@@ -9670,12 +9598,6 @@
         </w:tc>
       </w:tr>
       <w:tr>
-        <w:tblPrEx>
-          <w:tblCellMar>
-            <w:top w:w="0" w:type="dxa"/>
-            <w:bottom w:w="0" w:type="dxa"/>
-          </w:tblCellMar>
-        </w:tblPrEx>
         <w:tc>
           <w:tcPr>
             <w:tcW w:w="900" w:type="dxa"/>
@@ -9808,12 +9730,6 @@
         </w:tc>
       </w:tr>
       <w:tr>
-        <w:tblPrEx>
-          <w:tblCellMar>
-            <w:top w:w="0" w:type="dxa"/>
-            <w:bottom w:w="0" w:type="dxa"/>
-          </w:tblCellMar>
-        </w:tblPrEx>
         <w:tc>
           <w:tcPr>
             <w:tcW w:w="900" w:type="dxa"/>
@@ -9978,12 +9894,6 @@
         </w:tc>
       </w:tr>
       <w:tr>
-        <w:tblPrEx>
-          <w:tblCellMar>
-            <w:top w:w="0" w:type="dxa"/>
-            <w:bottom w:w="0" w:type="dxa"/>
-          </w:tblCellMar>
-        </w:tblPrEx>
         <w:tc>
           <w:tcPr>
             <w:tcW w:w="900" w:type="dxa"/>
@@ -10116,12 +10026,6 @@
         </w:tc>
       </w:tr>
       <w:tr>
-        <w:tblPrEx>
-          <w:tblCellMar>
-            <w:top w:w="0" w:type="dxa"/>
-            <w:bottom w:w="0" w:type="dxa"/>
-          </w:tblCellMar>
-        </w:tblPrEx>
         <w:tc>
           <w:tcPr>
             <w:tcW w:w="900" w:type="dxa"/>
@@ -10323,12 +10227,6 @@
         <w:gridCol w:w="3338"/>
       </w:tblGrid>
       <w:tr>
-        <w:tblPrEx>
-          <w:tblCellMar>
-            <w:top w:w="0" w:type="dxa"/>
-            <w:bottom w:w="0" w:type="dxa"/>
-          </w:tblCellMar>
-        </w:tblPrEx>
         <w:tc>
           <w:tcPr>
             <w:tcW w:w="900" w:type="dxa"/>
@@ -10481,12 +10379,6 @@
         </w:tc>
       </w:tr>
       <w:tr>
-        <w:tblPrEx>
-          <w:tblCellMar>
-            <w:top w:w="0" w:type="dxa"/>
-            <w:bottom w:w="0" w:type="dxa"/>
-          </w:tblCellMar>
-        </w:tblPrEx>
         <w:tc>
           <w:tcPr>
             <w:tcW w:w="900" w:type="dxa"/>
@@ -10619,12 +10511,6 @@
         </w:tc>
       </w:tr>
       <w:tr>
-        <w:tblPrEx>
-          <w:tblCellMar>
-            <w:top w:w="0" w:type="dxa"/>
-            <w:bottom w:w="0" w:type="dxa"/>
-          </w:tblCellMar>
-        </w:tblPrEx>
         <w:tc>
           <w:tcPr>
             <w:tcW w:w="900" w:type="dxa"/>
@@ -10757,12 +10643,6 @@
         </w:tc>
       </w:tr>
       <w:tr>
-        <w:tblPrEx>
-          <w:tblCellMar>
-            <w:top w:w="0" w:type="dxa"/>
-            <w:bottom w:w="0" w:type="dxa"/>
-          </w:tblCellMar>
-        </w:tblPrEx>
         <w:tc>
           <w:tcPr>
             <w:tcW w:w="900" w:type="dxa"/>
@@ -10940,12 +10820,6 @@
         <w:gridCol w:w="3339"/>
       </w:tblGrid>
       <w:tr>
-        <w:tblPrEx>
-          <w:tblCellMar>
-            <w:top w:w="0" w:type="dxa"/>
-            <w:bottom w:w="0" w:type="dxa"/>
-          </w:tblCellMar>
-        </w:tblPrEx>
         <w:tc>
           <w:tcPr>
             <w:tcW w:w="900" w:type="dxa"/>
@@ -11098,12 +10972,6 @@
         </w:tc>
       </w:tr>
       <w:tr>
-        <w:tblPrEx>
-          <w:tblCellMar>
-            <w:top w:w="0" w:type="dxa"/>
-            <w:bottom w:w="0" w:type="dxa"/>
-          </w:tblCellMar>
-        </w:tblPrEx>
         <w:tc>
           <w:tcPr>
             <w:tcW w:w="900" w:type="dxa"/>
@@ -11252,12 +11120,6 @@
         </w:tc>
       </w:tr>
       <w:tr>
-        <w:tblPrEx>
-          <w:tblCellMar>
-            <w:top w:w="0" w:type="dxa"/>
-            <w:bottom w:w="0" w:type="dxa"/>
-          </w:tblCellMar>
-        </w:tblPrEx>
         <w:tc>
           <w:tcPr>
             <w:tcW w:w="900" w:type="dxa"/>
@@ -11552,29 +11414,8 @@
     </w:p>
     <w:p>
       <w:pPr>
-        <w:spacing w:after="80"/>
-      </w:pPr>
-    </w:p>
-    <w:p>
-      <w:pPr>
-        <w:spacing w:after="80"/>
-      </w:pPr>
-    </w:p>
-    <w:p>
-      <w:pPr>
         <w:spacing w:before="480"/>
-        <w:jc w:val="center"/>
-      </w:pPr>
-      <w:r>
-        <w:rPr>
-          <w:i/>
-          <w:iCs/>
-          <w:color w:val="888888"/>
-          <w:sz w:val="20"/>
-          <w:szCs w:val="20"/>
-        </w:rPr>
-        <w:t>— Submitted for Academic Evaluation | Software Engineering – Semester 5 —</w:t>
-      </w:r>
+      </w:pPr>
     </w:p>
     <w:sectPr>
       <w:headerReference w:type="default" r:id="rId8"/>
